--- a/All Annexure Citeria 10/10.1/Meeting-minutes-IAP/IAP_Meeting_Minutes_04_2024_23rd_November_2024.docx
+++ b/All Annexure Citeria 10/10.1/Meeting-minutes-IAP/IAP_Meeting_Minutes_04_2024_23rd_November_2024.docx
@@ -23,7 +23,7 @@
       <w:r>
         <w:drawing>
           <wp:inline xmlns:a="http://schemas.openxmlformats.org/drawingml/2006/main" xmlns:pic="http://schemas.openxmlformats.org/drawingml/2006/picture">
-            <wp:extent cx="685800" cy="685800"/>
+            <wp:extent cx="548640" cy="548640"/>
             <wp:docPr id="1" name="Picture 1"/>
             <wp:cNvGraphicFramePr>
               <a:graphicFrameLocks noChangeAspect="1"/>
@@ -44,7 +44,7 @@
                   <pic:spPr>
                     <a:xfrm>
                       <a:off x="0" y="0"/>
-                      <a:ext cx="685800" cy="685800"/>
+                      <a:ext cx="548640" cy="548640"/>
                     </a:xfrm>
                     <a:prstGeom prst="rect"/>
                   </pic:spPr>
@@ -72,22 +72,7 @@
     </w:p>
     <w:p>
       <w:pPr>
-        <w:spacing w:after="0" w:before="0"/>
-        <w:jc w:val="center"/>
-      </w:pPr>
-      <w:r>
-        <w:rPr>
-          <w:b w:val="0"/>
-          <w:i w:val="0"/>
-          <w:sz w:val="24"/>
-          <w:u w:val="none"/>
-        </w:rPr>
-        <w:t>Faculty of Engineering</w:t>
-      </w:r>
-    </w:p>
-    <w:p>
-      <w:pPr>
-        <w:spacing w:after="0" w:before="0"/>
+        <w:spacing w:after="120" w:before="0"/>
         <w:jc w:val="center"/>
       </w:pPr>
       <w:r>
@@ -102,22 +87,7 @@
     </w:p>
     <w:p>
       <w:pPr>
-        <w:spacing w:after="0" w:before="0"/>
-        <w:jc w:val="center"/>
-      </w:pPr>
-      <w:r>
-        <w:rPr>
-          <w:b/>
-          <w:i w:val="0"/>
-          <w:sz w:val="24"/>
-          <w:u w:val="none"/>
-        </w:rPr>
-        <w:t>4th Meeting of the Industrial Advisory Panel (IAP)</w:t>
-      </w:r>
-    </w:p>
-    <w:p>
-      <w:pPr>
-        <w:spacing w:after="160" w:before="80"/>
+        <w:spacing w:after="120" w:before="0"/>
         <w:jc w:val="center"/>
       </w:pPr>
       <w:r>
@@ -127,82 +97,12 @@
           <w:sz w:val="26"/>
           <w:u w:val="single"/>
         </w:rPr>
-        <w:t>Meeting Minutes</w:t>
+        <w:t>Proceedings of the 4th Meeting with the Industrial Advisory Panel</w:t>
       </w:r>
     </w:p>
     <w:p>
       <w:pPr>
-        <w:tabs>
-          <w:tab w:pos="1984" w:val="left"/>
-        </w:tabs>
-        <w:spacing w:after="0" w:before="0"/>
-      </w:pPr>
-      <w:r>
-        <w:t>Venue</w:t>
-        <w:tab/>
-        <w:t>: Conference Room, Department of ICE</w:t>
-      </w:r>
-    </w:p>
-    <w:p>
-      <w:pPr>
-        <w:tabs>
-          <w:tab w:pos="1984" w:val="left"/>
-        </w:tabs>
-        <w:spacing w:after="0" w:before="0"/>
-      </w:pPr>
-      <w:r>
-        <w:t>Date</w:t>
-        <w:tab/>
-        <w:t>: 23rd November, 2024</w:t>
-      </w:r>
-    </w:p>
-    <w:p>
-      <w:pPr>
-        <w:tabs>
-          <w:tab w:pos="1984" w:val="left"/>
-        </w:tabs>
-        <w:spacing w:after="0" w:before="0"/>
-      </w:pPr>
-      <w:r>
-        <w:t>Day</w:t>
-        <w:tab/>
-        <w:t>: Saturday</w:t>
-      </w:r>
-    </w:p>
-    <w:p>
-      <w:pPr>
-        <w:tabs>
-          <w:tab w:pos="1984" w:val="left"/>
-        </w:tabs>
-        <w:spacing w:after="0" w:before="0"/>
-      </w:pPr>
-      <w:r>
-        <w:t>Starting Time</w:t>
-        <w:tab/>
-        <w:t>: 3:00 PM</w:t>
-      </w:r>
-    </w:p>
-    <w:p>
-      <w:pPr>
-        <w:tabs>
-          <w:tab w:pos="1984" w:val="left"/>
-        </w:tabs>
-        <w:spacing w:after="0" w:before="0"/>
-      </w:pPr>
-      <w:r>
-        <w:t>Ending Time</w:t>
-        <w:tab/>
-        <w:t>: ____________</w:t>
-      </w:r>
-    </w:p>
-    <w:p>
-      <w:pPr>
-        <w:spacing w:after="120" w:before="0"/>
-      </w:pPr>
-    </w:p>
-    <w:p>
-      <w:pPr>
-        <w:spacing w:after="160" w:before="0"/>
+        <w:spacing w:after="80" w:before="0"/>
         <w:jc w:val="both"/>
       </w:pPr>
       <w:r>
@@ -212,40 +112,69 @@
           <w:sz w:val="24"/>
           <w:u w:val="none"/>
         </w:rPr>
-        <w:t>The 4th meeting of the Industrial Advisory Panel (IAP) of the Department of Information and Communication Engineering (ICE) was held on 23rd November, 2024 at the Conference Room, Department of ICE. The meeting was presided over by Md. Taslim Arefin, Associate Professor and Head, Department of ICE.</w:t>
+        <w:t>A meeting of the Department of Information and Communication Engineering with the members of the Industrial Advisory Panel was held as per the following schedule:</w:t>
       </w:r>
     </w:p>
     <w:p>
       <w:pPr>
-        <w:spacing w:after="40" w:before="0"/>
+        <w:spacing w:after="0" w:before="0"/>
       </w:pPr>
       <w:r>
         <w:rPr>
           <w:b/>
-          <w:i w:val="0"/>
-          <w:sz w:val="24"/>
-          <w:u w:val="none"/>
         </w:rPr>
-        <w:t>Members of the Industrial Advisory Panel present:</w:t>
+        <w:t xml:space="preserve">Date: </w:t>
+      </w:r>
+      <w:r>
+        <w:t>23rd November, 2024 (Saturday)</w:t>
       </w:r>
     </w:p>
     <w:p>
       <w:pPr>
-        <w:spacing w:after="40" w:before="0"/>
+        <w:spacing w:after="0" w:before="0"/>
       </w:pPr>
       <w:r>
         <w:rPr>
-          <w:b w:val="0"/>
-          <w:i/>
-          <w:sz w:val="20"/>
-          <w:u w:val="none"/>
+          <w:b/>
         </w:rPr>
-        <w:t>(as per the signed attendance sheet)</w:t>
+        <w:t xml:space="preserve">Time: </w:t>
+      </w:r>
+      <w:r>
+        <w:t>3.00 pm</w:t>
       </w:r>
     </w:p>
     <w:p>
       <w:pPr>
-        <w:spacing w:after="40" w:before="0"/>
+        <w:spacing w:after="0" w:before="0"/>
+      </w:pPr>
+      <w:r>
+        <w:rPr>
+          <w:b/>
+        </w:rPr>
+        <w:t xml:space="preserve">Venue: </w:t>
+      </w:r>
+      <w:r>
+        <w:t>Conference Room, Department of ICE</w:t>
+      </w:r>
+    </w:p>
+    <w:p>
+      <w:pPr>
+        <w:spacing w:after="0" w:before="0"/>
+      </w:pPr>
+      <w:r>
+        <w:rPr>
+          <w:b/>
+        </w:rPr>
+        <w:t xml:space="preserve">Chair: </w:t>
+      </w:r>
+      <w:r>
+        <w:t>Head, Department of ICE</w:t>
+      </w:r>
+    </w:p>
+    <w:p>
+      <w:pPr>
+        <w:spacing w:after="80" w:before="80"/>
+        <w:jc w:val="both"/>
       </w:pPr>
       <w:r>
         <w:rPr>
@@ -254,147 +183,7 @@
           <w:sz w:val="24"/>
           <w:u w:val="none"/>
         </w:rPr>
-        <w:t>1.  ____________________________________________________________</w:t>
-      </w:r>
-    </w:p>
-    <w:p>
-      <w:pPr>
-        <w:spacing w:after="40" w:before="0"/>
-      </w:pPr>
-      <w:r>
-        <w:rPr>
-          <w:b w:val="0"/>
-          <w:i w:val="0"/>
-          <w:sz w:val="24"/>
-          <w:u w:val="none"/>
-        </w:rPr>
-        <w:t>2.  ____________________________________________________________</w:t>
-      </w:r>
-    </w:p>
-    <w:p>
-      <w:pPr>
-        <w:spacing w:after="40" w:before="0"/>
-      </w:pPr>
-      <w:r>
-        <w:rPr>
-          <w:b w:val="0"/>
-          <w:i w:val="0"/>
-          <w:sz w:val="24"/>
-          <w:u w:val="none"/>
-        </w:rPr>
-        <w:t>3.  ____________________________________________________________</w:t>
-      </w:r>
-    </w:p>
-    <w:p>
-      <w:pPr>
-        <w:spacing w:after="40" w:before="0"/>
-      </w:pPr>
-      <w:r>
-        <w:rPr>
-          <w:b w:val="0"/>
-          <w:i w:val="0"/>
-          <w:sz w:val="24"/>
-          <w:u w:val="none"/>
-        </w:rPr>
-        <w:t>4.  ____________________________________________________________</w:t>
-      </w:r>
-    </w:p>
-    <w:p>
-      <w:pPr>
-        <w:spacing w:after="40" w:before="120"/>
-      </w:pPr>
-      <w:r>
-        <w:rPr>
-          <w:b/>
-          <w:i w:val="0"/>
-          <w:sz w:val="24"/>
-          <w:u w:val="none"/>
-        </w:rPr>
-        <w:t>Faculty members of the Department of ICE present:</w:t>
-      </w:r>
-    </w:p>
-    <w:p>
-      <w:pPr>
-        <w:spacing w:after="40" w:before="0"/>
-      </w:pPr>
-      <w:r>
-        <w:rPr>
-          <w:b w:val="0"/>
-          <w:i/>
-          <w:sz w:val="20"/>
-          <w:u w:val="none"/>
-        </w:rPr>
-        <w:t>(as per the signed attendance sheet)</w:t>
-      </w:r>
-    </w:p>
-    <w:p>
-      <w:pPr>
-        <w:spacing w:after="40" w:before="0"/>
-      </w:pPr>
-      <w:r>
-        <w:rPr>
-          <w:b w:val="0"/>
-          <w:i w:val="0"/>
-          <w:sz w:val="24"/>
-          <w:u w:val="none"/>
-        </w:rPr>
-        <w:t>1.  ____________________________________________________________</w:t>
-      </w:r>
-    </w:p>
-    <w:p>
-      <w:pPr>
-        <w:spacing w:after="40" w:before="0"/>
-      </w:pPr>
-      <w:r>
-        <w:rPr>
-          <w:b w:val="0"/>
-          <w:i w:val="0"/>
-          <w:sz w:val="24"/>
-          <w:u w:val="none"/>
-        </w:rPr>
-        <w:t>2.  ____________________________________________________________</w:t>
-      </w:r>
-    </w:p>
-    <w:p>
-      <w:pPr>
-        <w:spacing w:after="40" w:before="0"/>
-      </w:pPr>
-      <w:r>
-        <w:rPr>
-          <w:b w:val="0"/>
-          <w:i w:val="0"/>
-          <w:sz w:val="24"/>
-          <w:u w:val="none"/>
-        </w:rPr>
-        <w:t>3.  ____________________________________________________________</w:t>
-      </w:r>
-    </w:p>
-    <w:p>
-      <w:pPr>
-        <w:spacing w:after="40" w:before="0"/>
-      </w:pPr>
-      <w:r>
-        <w:rPr>
-          <w:b w:val="0"/>
-          <w:i w:val="0"/>
-          <w:sz w:val="24"/>
-          <w:u w:val="none"/>
-        </w:rPr>
-        <w:t>4.  ____________________________________________________________</w:t>
-      </w:r>
-    </w:p>
-    <w:p>
-      <w:pPr>
-        <w:spacing w:after="80" w:before="200"/>
-      </w:pPr>
-      <w:r>
-        <w:rPr>
-          <w:b/>
-          <w:i w:val="0"/>
-          <w:sz w:val="24"/>
-          <w:u w:val="none"/>
-        </w:rPr>
-        <w:t>Agenda, Discussion and Decisions</w:t>
+        <w:t>The meeting commenced with a warm welcome from the Head of the Department, who thanked all industry experts for their valuable time and continuous support in strengthening academia-industry collaboration. The following agenda items were discussed in detail, and the corresponding decisions and responsibilities were recorded as follows:</w:t>
       </w:r>
     </w:p>
     <w:tbl>
@@ -406,16 +195,15 @@
         <w:tblLook w:firstColumn="1" w:firstRow="1" w:lastColumn="0" w:lastRow="0" w:noHBand="0" w:noVBand="1" w:val="04A0"/>
       </w:tblPr>
       <w:tblGrid>
-        <w:gridCol w:w="510"/>
-        <w:gridCol w:w="2381"/>
-        <w:gridCol w:w="3175"/>
+        <w:gridCol w:w="850"/>
         <w:gridCol w:w="2154"/>
-        <w:gridCol w:w="1701"/>
+        <w:gridCol w:w="5216"/>
+        <w:gridCol w:w="1928"/>
       </w:tblGrid>
       <w:tr>
         <w:tc>
           <w:tcPr>
-            <w:tcW w:type="dxa" w:w="510"/>
+            <w:tcW w:type="dxa" w:w="850"/>
             <w:shd w:val="clear" w:color="auto" w:fill="D9D9D9"/>
           </w:tcPr>
           <w:p>
@@ -428,13 +216,13 @@
                 <w:b/>
                 <w:sz w:val="20"/>
               </w:rPr>
-              <w:t>SL</w:t>
+              <w:t>Serial No.</w:t>
             </w:r>
           </w:p>
         </w:tc>
         <w:tc>
           <w:tcPr>
-            <w:tcW w:type="dxa" w:w="2381"/>
+            <w:tcW w:type="dxa" w:w="2154"/>
             <w:shd w:val="clear" w:color="auto" w:fill="D9D9D9"/>
           </w:tcPr>
           <w:p>
@@ -453,26 +241,7 @@
         </w:tc>
         <w:tc>
           <w:tcPr>
-            <w:tcW w:type="dxa" w:w="3175"/>
-            <w:shd w:val="clear" w:color="auto" w:fill="D9D9D9"/>
-          </w:tcPr>
-          <w:p>
-            <w:pPr>
-              <w:jc w:val="center"/>
-            </w:pPr>
-            <w:r/>
-            <w:r>
-              <w:rPr>
-                <w:b/>
-                <w:sz w:val="20"/>
-              </w:rPr>
-              <w:t>Discussion / Suggestions of IAP</w:t>
-            </w:r>
-          </w:p>
-        </w:tc>
-        <w:tc>
-          <w:tcPr>
-            <w:tcW w:type="dxa" w:w="2154"/>
+            <w:tcW w:type="dxa" w:w="5216"/>
             <w:shd w:val="clear" w:color="auto" w:fill="D9D9D9"/>
           </w:tcPr>
           <w:p>
@@ -491,7 +260,7 @@
         </w:tc>
         <w:tc>
           <w:tcPr>
-            <w:tcW w:type="dxa" w:w="1701"/>
+            <w:tcW w:type="dxa" w:w="1928"/>
             <w:shd w:val="clear" w:color="auto" w:fill="D9D9D9"/>
           </w:tcPr>
           <w:p>
@@ -504,18 +273,15 @@
                 <w:b/>
                 <w:sz w:val="20"/>
               </w:rPr>
-              <w:t>Responsibility</w:t>
+              <w:t>Responsible</w:t>
             </w:r>
           </w:p>
         </w:tc>
       </w:tr>
       <w:tr>
-        <w:trPr>
-          <w:trHeight w:val="1020" w:hRule="atLeast"/>
-        </w:trPr>
         <w:tc>
           <w:tcPr>
-            <w:tcW w:type="dxa" w:w="510"/>
+            <w:tcW w:type="dxa" w:w="850"/>
           </w:tcPr>
           <w:p>
             <w:r/>
@@ -523,34 +289,7 @@
               <w:rPr>
                 <w:sz w:val="20"/>
               </w:rPr>
-              <w:t>1</w:t>
-            </w:r>
-          </w:p>
-        </w:tc>
-        <w:tc>
-          <w:tcPr>
-            <w:tcW w:type="dxa" w:w="2381"/>
-          </w:tcPr>
-          <w:p>
-            <w:r/>
-            <w:r>
-              <w:rPr>
-                <w:sz w:val="20"/>
-              </w:rPr>
-              <w:t>Confirmation of the minutes of the previous meeting and action taken</w:t>
-            </w:r>
-          </w:p>
-        </w:tc>
-        <w:tc>
-          <w:tcPr>
-            <w:tcW w:type="dxa" w:w="3175"/>
-          </w:tcPr>
-          <w:p>
-            <w:r/>
-            <w:r>
-              <w:rPr>
-                <w:sz w:val="20"/>
-              </w:rPr>
+              <w:t>01</w:t>
             </w:r>
           </w:p>
         </w:tc>
@@ -564,12 +303,13 @@
               <w:rPr>
                 <w:sz w:val="20"/>
               </w:rPr>
+              <w:t>Confirmation of Previous Minutes and Action Taken</w:t>
             </w:r>
           </w:p>
         </w:tc>
         <w:tc>
           <w:tcPr>
-            <w:tcW w:type="dxa" w:w="1701"/>
+            <w:tcW w:type="dxa" w:w="5216"/>
           </w:tcPr>
           <w:p>
             <w:r/>
@@ -577,17 +317,13 @@
               <w:rPr>
                 <w:sz w:val="20"/>
               </w:rPr>
+              <w:t>The minutes of the 3rd meeting were confirmed. Progress on the decisions of the previous meeting was reviewed.</w:t>
             </w:r>
           </w:p>
         </w:tc>
-      </w:tr>
-      <w:tr>
-        <w:trPr>
-          <w:trHeight w:val="1020" w:hRule="atLeast"/>
-        </w:trPr>
         <w:tc>
           <w:tcPr>
-            <w:tcW w:type="dxa" w:w="510"/>
+            <w:tcW w:type="dxa" w:w="1928"/>
           </w:tcPr>
           <w:p>
             <w:r/>
@@ -595,13 +331,15 @@
               <w:rPr>
                 <w:sz w:val="20"/>
               </w:rPr>
-              <w:t>2</w:t>
+              <w:t>Head, Department of ICE</w:t>
             </w:r>
           </w:p>
         </w:tc>
+      </w:tr>
+      <w:tr>
         <w:tc>
           <w:tcPr>
-            <w:tcW w:type="dxa" w:w="2381"/>
+            <w:tcW w:type="dxa" w:w="850"/>
           </w:tcPr>
           <w:p>
             <w:r/>
@@ -609,20 +347,7 @@
               <w:rPr>
                 <w:sz w:val="20"/>
               </w:rPr>
-              <w:t>Curriculum development: proposed syllabus modification</w:t>
-            </w:r>
-          </w:p>
-        </w:tc>
-        <w:tc>
-          <w:tcPr>
-            <w:tcW w:type="dxa" w:w="3175"/>
-          </w:tcPr>
-          <w:p>
-            <w:r/>
-            <w:r>
-              <w:rPr>
-                <w:sz w:val="20"/>
-              </w:rPr>
+              <w:t>02</w:t>
             </w:r>
           </w:p>
         </w:tc>
@@ -636,12 +361,13 @@
               <w:rPr>
                 <w:sz w:val="20"/>
               </w:rPr>
+              <w:t>Proposed Syllabus Modification</w:t>
             </w:r>
           </w:p>
         </w:tc>
         <w:tc>
           <w:tcPr>
-            <w:tcW w:type="dxa" w:w="1701"/>
+            <w:tcW w:type="dxa" w:w="5216"/>
           </w:tcPr>
           <w:p>
             <w:r/>
@@ -649,17 +375,13 @@
               <w:rPr>
                 <w:sz w:val="20"/>
               </w:rPr>
+              <w:t>The panel recommended updating course contents with emerging technologies. The department will form a Syllabus Modification Committee to prepare the proposed revision.</w:t>
             </w:r>
           </w:p>
         </w:tc>
-      </w:tr>
-      <w:tr>
-        <w:trPr>
-          <w:trHeight w:val="1020" w:hRule="atLeast"/>
-        </w:trPr>
         <w:tc>
           <w:tcPr>
-            <w:tcW w:type="dxa" w:w="510"/>
+            <w:tcW w:type="dxa" w:w="1928"/>
           </w:tcPr>
           <w:p>
             <w:r/>
@@ -667,13 +389,15 @@
               <w:rPr>
                 <w:sz w:val="20"/>
               </w:rPr>
-              <w:t>3</w:t>
+              <w:t>Head, Department of ICE</w:t>
             </w:r>
           </w:p>
         </w:tc>
+      </w:tr>
+      <w:tr>
         <w:tc>
           <w:tcPr>
-            <w:tcW w:type="dxa" w:w="2381"/>
+            <w:tcW w:type="dxa" w:w="850"/>
           </w:tcPr>
           <w:p>
             <w:r/>
@@ -681,20 +405,7 @@
               <w:rPr>
                 <w:sz w:val="20"/>
               </w:rPr>
-              <w:t>Industrial attachments: placement status and host feedback</w:t>
-            </w:r>
-          </w:p>
-        </w:tc>
-        <w:tc>
-          <w:tcPr>
-            <w:tcW w:type="dxa" w:w="3175"/>
-          </w:tcPr>
-          <w:p>
-            <w:r/>
-            <w:r>
-              <w:rPr>
-                <w:sz w:val="20"/>
-              </w:rPr>
+              <w:t>03</w:t>
             </w:r>
           </w:p>
         </w:tc>
@@ -708,12 +419,13 @@
               <w:rPr>
                 <w:sz w:val="20"/>
               </w:rPr>
+              <w:t>Industrial Attachments: Placement Status and Host Feedback</w:t>
             </w:r>
           </w:p>
         </w:tc>
         <w:tc>
           <w:tcPr>
-            <w:tcW w:type="dxa" w:w="1701"/>
+            <w:tcW w:type="dxa" w:w="5216"/>
           </w:tcPr>
           <w:p>
             <w:r/>
@@ -721,17 +433,13 @@
               <w:rPr>
                 <w:sz w:val="20"/>
               </w:rPr>
+              <w:t>The placement status of students was reviewed. The host supervisor evaluation will be included in the final assessment of industrial attachment.</w:t>
             </w:r>
           </w:p>
         </w:tc>
-      </w:tr>
-      <w:tr>
-        <w:trPr>
-          <w:trHeight w:val="1020" w:hRule="atLeast"/>
-        </w:trPr>
         <w:tc>
           <w:tcPr>
-            <w:tcW w:type="dxa" w:w="510"/>
+            <w:tcW w:type="dxa" w:w="1928"/>
           </w:tcPr>
           <w:p>
             <w:r/>
@@ -739,13 +447,15 @@
               <w:rPr>
                 <w:sz w:val="20"/>
               </w:rPr>
-              <w:t>4</w:t>
+              <w:t>Faculty Members / Host Organizations</w:t>
             </w:r>
           </w:p>
         </w:tc>
+      </w:tr>
+      <w:tr>
         <w:tc>
           <w:tcPr>
-            <w:tcW w:type="dxa" w:w="2381"/>
+            <w:tcW w:type="dxa" w:w="850"/>
           </w:tcPr>
           <w:p>
             <w:r/>
@@ -753,20 +463,7 @@
               <w:rPr>
                 <w:sz w:val="20"/>
               </w:rPr>
-              <w:t>Capstone project: industry evaluation and showcasing</w:t>
-            </w:r>
-          </w:p>
-        </w:tc>
-        <w:tc>
-          <w:tcPr>
-            <w:tcW w:type="dxa" w:w="3175"/>
-          </w:tcPr>
-          <w:p>
-            <w:r/>
-            <w:r>
-              <w:rPr>
-                <w:sz w:val="20"/>
-              </w:rPr>
+              <w:t>04</w:t>
             </w:r>
           </w:p>
         </w:tc>
@@ -780,12 +477,13 @@
               <w:rPr>
                 <w:sz w:val="20"/>
               </w:rPr>
+              <w:t>Capstone Project: Industry Evaluation and Showcasing</w:t>
             </w:r>
           </w:p>
         </w:tc>
         <w:tc>
           <w:tcPr>
-            <w:tcW w:type="dxa" w:w="1701"/>
+            <w:tcW w:type="dxa" w:w="5216"/>
           </w:tcPr>
           <w:p>
             <w:r/>
@@ -793,17 +491,13 @@
               <w:rPr>
                 <w:sz w:val="20"/>
               </w:rPr>
+              <w:t>Industry experts will be invited as evaluators in the final defence and project showcase. Industry relevance will be included in the capstone assessment rubric.</w:t>
             </w:r>
           </w:p>
         </w:tc>
-      </w:tr>
-      <w:tr>
-        <w:trPr>
-          <w:trHeight w:val="1020" w:hRule="atLeast"/>
-        </w:trPr>
         <w:tc>
           <w:tcPr>
-            <w:tcW w:type="dxa" w:w="510"/>
+            <w:tcW w:type="dxa" w:w="1928"/>
           </w:tcPr>
           <w:p>
             <w:r/>
@@ -811,13 +505,15 @@
               <w:rPr>
                 <w:sz w:val="20"/>
               </w:rPr>
-              <w:t>5</w:t>
+              <w:t>Project Supervisors / IAP Members</w:t>
             </w:r>
           </w:p>
         </w:tc>
+      </w:tr>
+      <w:tr>
         <w:tc>
           <w:tcPr>
-            <w:tcW w:type="dxa" w:w="2381"/>
+            <w:tcW w:type="dxa" w:w="850"/>
           </w:tcPr>
           <w:p>
             <w:r/>
@@ -825,20 +521,7 @@
               <w:rPr>
                 <w:sz w:val="20"/>
               </w:rPr>
-              <w:t>Industrial visit plan for Spring 2025</w:t>
-            </w:r>
-          </w:p>
-        </w:tc>
-        <w:tc>
-          <w:tcPr>
-            <w:tcW w:type="dxa" w:w="3175"/>
-          </w:tcPr>
-          <w:p>
-            <w:r/>
-            <w:r>
-              <w:rPr>
-                <w:sz w:val="20"/>
-              </w:rPr>
+              <w:t>05</w:t>
             </w:r>
           </w:p>
         </w:tc>
@@ -852,12 +535,13 @@
               <w:rPr>
                 <w:sz w:val="20"/>
               </w:rPr>
+              <w:t>Industrial Visit Plan for Spring 2025</w:t>
             </w:r>
           </w:p>
         </w:tc>
         <w:tc>
           <w:tcPr>
-            <w:tcW w:type="dxa" w:w="1701"/>
+            <w:tcW w:type="dxa" w:w="5216"/>
           </w:tcPr>
           <w:p>
             <w:r/>
@@ -865,17 +549,13 @@
               <w:rPr>
                 <w:sz w:val="20"/>
               </w:rPr>
+              <w:t>Visits to telecom, broadcasting and electronics manufacturing organizations will be arranged in Spring 2025.</w:t>
             </w:r>
           </w:p>
         </w:tc>
-      </w:tr>
-      <w:tr>
-        <w:trPr>
-          <w:trHeight w:val="1020" w:hRule="atLeast"/>
-        </w:trPr>
         <w:tc>
           <w:tcPr>
-            <w:tcW w:type="dxa" w:w="510"/>
+            <w:tcW w:type="dxa" w:w="1928"/>
           </w:tcPr>
           <w:p>
             <w:r/>
@@ -883,13 +563,29 @@
               <w:rPr>
                 <w:sz w:val="20"/>
               </w:rPr>
-              <w:t>6</w:t>
+              <w:t>ICE Office / IAP Members</w:t>
+            </w:r>
+          </w:p>
+        </w:tc>
+      </w:tr>
+      <w:tr>
+        <w:tc>
+          <w:tcPr>
+            <w:tcW w:type="dxa" w:w="850"/>
+          </w:tcPr>
+          <w:p>
+            <w:r/>
+            <w:r>
+              <w:rPr>
+                <w:sz w:val="20"/>
+              </w:rPr>
+              <w:t>06</w:t>
             </w:r>
           </w:p>
         </w:tc>
         <w:tc>
           <w:tcPr>
-            <w:tcW w:type="dxa" w:w="2381"/>
+            <w:tcW w:type="dxa" w:w="2154"/>
           </w:tcPr>
           <w:p>
             <w:r/>
@@ -903,7 +599,7 @@
         </w:tc>
         <w:tc>
           <w:tcPr>
-            <w:tcW w:type="dxa" w:w="3175"/>
+            <w:tcW w:type="dxa" w:w="5216"/>
           </w:tcPr>
           <w:p>
             <w:r/>
@@ -911,12 +607,13 @@
               <w:rPr>
                 <w:sz w:val="20"/>
               </w:rPr>
+              <w:t>The next meeting of the panel will be held in the Spring 2025 semester.</w:t>
             </w:r>
           </w:p>
         </w:tc>
         <w:tc>
           <w:tcPr>
-            <w:tcW w:type="dxa" w:w="2154"/>
+            <w:tcW w:type="dxa" w:w="1928"/>
           </w:tcPr>
           <w:p>
             <w:r/>
@@ -924,19 +621,7 @@
               <w:rPr>
                 <w:sz w:val="20"/>
               </w:rPr>
-            </w:r>
-          </w:p>
-        </w:tc>
-        <w:tc>
-          <w:tcPr>
-            <w:tcW w:type="dxa" w:w="1701"/>
-          </w:tcPr>
-          <w:p>
-            <w:r/>
-            <w:r>
-              <w:rPr>
-                <w:sz w:val="20"/>
-              </w:rPr>
+              <w:t>Head, Department of ICE</w:t>
             </w:r>
           </w:p>
         </w:tc>
@@ -944,7 +629,7 @@
     </w:tbl>
     <w:p>
       <w:pPr>
-        <w:spacing w:after="480" w:before="200"/>
+        <w:spacing w:after="320" w:before="160"/>
         <w:jc w:val="both"/>
       </w:pPr>
       <w:r>
@@ -954,186 +639,84 @@
           <w:sz w:val="24"/>
           <w:u w:val="none"/>
         </w:rPr>
-        <w:t>As there was no other issue to discuss, the meeting ended with a vote of thanks to all the members present.</w:t>
+        <w:t>As there were no other issues to discuss, the Head declared the meeting closed with a vote of thanks to all members present.</w:t>
       </w:r>
     </w:p>
-    <w:tbl>
-      <w:tblPr>
-        <w:tblW w:type="auto" w:w="0"/>
-        <w:jc w:val="center"/>
-        <w:tblLook w:firstColumn="1" w:firstRow="1" w:lastColumn="0" w:lastRow="0" w:noHBand="0" w:noVBand="1" w:val="04A0"/>
-      </w:tblPr>
-      <w:tblGrid>
-        <w:gridCol w:w="4968"/>
-        <w:gridCol w:w="4968"/>
-      </w:tblGrid>
-      <w:tr>
-        <w:tc>
-          <w:tcPr>
-            <w:tcW w:type="dxa" w:w="4968"/>
-          </w:tcPr>
-          <w:p>
-            <w:pPr>
-              <w:jc w:val="center"/>
-            </w:pPr>
-            <w:r/>
-            <w:r>
-              <w:rPr>
-                <w:b/>
-              </w:rPr>
-              <w:t>Prepared By</w:t>
-            </w:r>
-          </w:p>
-          <w:p>
-            <w:pPr>
-              <w:jc w:val="center"/>
-            </w:pPr>
-          </w:p>
-          <w:p>
-            <w:pPr>
-              <w:jc w:val="center"/>
-            </w:pPr>
-          </w:p>
-          <w:p>
-            <w:pPr>
-              <w:jc w:val="center"/>
-            </w:pPr>
-            <w:r>
-              <w:rPr>
-                <w:b w:val="0"/>
-              </w:rPr>
-              <w:t>_______________________</w:t>
-            </w:r>
-          </w:p>
-          <w:p>
-            <w:pPr>
-              <w:jc w:val="center"/>
-            </w:pPr>
-            <w:r>
-              <w:rPr>
-                <w:b/>
-              </w:rPr>
-              <w:t>Murad Rahman Saud</w:t>
-            </w:r>
-          </w:p>
-          <w:p>
-            <w:pPr>
-              <w:jc w:val="center"/>
-            </w:pPr>
-            <w:r>
-              <w:rPr>
-                <w:b w:val="0"/>
-              </w:rPr>
-              <w:t>Coordination Officer</w:t>
-            </w:r>
-          </w:p>
-          <w:p>
-            <w:pPr>
-              <w:jc w:val="center"/>
-            </w:pPr>
-            <w:r>
-              <w:rPr>
-                <w:b w:val="0"/>
-              </w:rPr>
-              <w:t>Department of ICE</w:t>
-            </w:r>
-          </w:p>
-          <w:p>
-            <w:pPr>
-              <w:jc w:val="center"/>
-            </w:pPr>
-            <w:r>
-              <w:rPr>
-                <w:b w:val="0"/>
-              </w:rPr>
-              <w:t>Daffodil International University</w:t>
-            </w:r>
-          </w:p>
-        </w:tc>
-        <w:tc>
-          <w:tcPr>
-            <w:tcW w:type="dxa" w:w="4968"/>
-          </w:tcPr>
-          <w:p>
-            <w:pPr>
-              <w:jc w:val="center"/>
-            </w:pPr>
-            <w:r/>
-            <w:r>
-              <w:rPr>
-                <w:b/>
-              </w:rPr>
-              <w:t>Approved By</w:t>
-            </w:r>
-          </w:p>
-          <w:p>
-            <w:pPr>
-              <w:jc w:val="center"/>
-            </w:pPr>
-          </w:p>
-          <w:p>
-            <w:pPr>
-              <w:jc w:val="center"/>
-            </w:pPr>
-          </w:p>
-          <w:p>
-            <w:pPr>
-              <w:jc w:val="center"/>
-            </w:pPr>
-            <w:r>
-              <w:rPr>
-                <w:b w:val="0"/>
-              </w:rPr>
-              <w:t>_______________________</w:t>
-            </w:r>
-          </w:p>
-          <w:p>
-            <w:pPr>
-              <w:jc w:val="center"/>
-            </w:pPr>
-            <w:r>
-              <w:rPr>
-                <w:b/>
-              </w:rPr>
-              <w:t>Md. Taslim Arefin</w:t>
-            </w:r>
-          </w:p>
-          <w:p>
-            <w:pPr>
-              <w:jc w:val="center"/>
-            </w:pPr>
-            <w:r>
-              <w:rPr>
-                <w:b w:val="0"/>
-              </w:rPr>
-              <w:t>Associate Professor &amp; Head</w:t>
-            </w:r>
-          </w:p>
-          <w:p>
-            <w:pPr>
-              <w:jc w:val="center"/>
-            </w:pPr>
-            <w:r>
-              <w:rPr>
-                <w:b w:val="0"/>
-              </w:rPr>
-              <w:t>Department of ICE</w:t>
-            </w:r>
-          </w:p>
-          <w:p>
-            <w:pPr>
-              <w:jc w:val="center"/>
-            </w:pPr>
-            <w:r>
-              <w:rPr>
-                <w:b w:val="0"/>
-              </w:rPr>
-              <w:t>Daffodil International University</w:t>
-            </w:r>
-          </w:p>
-        </w:tc>
-      </w:tr>
-    </w:tbl>
+    <w:p>
+      <w:pPr>
+        <w:spacing w:after="0" w:before="0"/>
+        <w:ind w:left="6048"/>
+      </w:pPr>
+      <w:r>
+        <w:rPr>
+          <w:b w:val="0"/>
+          <w:i w:val="0"/>
+          <w:sz w:val="24"/>
+          <w:u w:val="none"/>
+        </w:rPr>
+        <w:t>_______________________</w:t>
+      </w:r>
+    </w:p>
+    <w:p>
+      <w:pPr>
+        <w:spacing w:after="0" w:before="0"/>
+        <w:ind w:left="6048"/>
+      </w:pPr>
+      <w:r>
+        <w:rPr>
+          <w:b/>
+          <w:i w:val="0"/>
+          <w:sz w:val="24"/>
+          <w:u w:val="none"/>
+        </w:rPr>
+        <w:t>Md. Taslim Arefin</w:t>
+      </w:r>
+    </w:p>
+    <w:p>
+      <w:pPr>
+        <w:spacing w:after="0" w:before="0"/>
+        <w:ind w:left="6048"/>
+      </w:pPr>
+      <w:r>
+        <w:rPr>
+          <w:b w:val="0"/>
+          <w:i w:val="0"/>
+          <w:sz w:val="24"/>
+          <w:u w:val="none"/>
+        </w:rPr>
+        <w:t>Associate Professor &amp; Head</w:t>
+      </w:r>
+    </w:p>
+    <w:p>
+      <w:pPr>
+        <w:spacing w:after="0" w:before="0"/>
+        <w:ind w:left="6048"/>
+      </w:pPr>
+      <w:r>
+        <w:rPr>
+          <w:b w:val="0"/>
+          <w:i w:val="0"/>
+          <w:sz w:val="24"/>
+          <w:u w:val="none"/>
+        </w:rPr>
+        <w:t>Department of ICE</w:t>
+      </w:r>
+    </w:p>
+    <w:p>
+      <w:pPr>
+        <w:spacing w:after="0" w:before="0"/>
+        <w:ind w:left="6048"/>
+      </w:pPr>
+      <w:r>
+        <w:rPr>
+          <w:b w:val="0"/>
+          <w:i w:val="0"/>
+          <w:sz w:val="24"/>
+          <w:u w:val="none"/>
+        </w:rPr>
+        <w:t>Daffodil International University</w:t>
+      </w:r>
+    </w:p>
     <w:sectPr>
       <w:pgSz w:w="12240" w:h="15840"/>
       <w:pgMar w:top="720" w:right="1152" w:bottom="720" w:left="1152" w:header="720" w:footer="720" w:gutter="0"/>

--- a/All Annexure Citeria 10/10.1/Meeting-minutes-IAP/IAP_Meeting_Minutes_04_2024_23rd_November_2024.docx
+++ b/All Annexure Citeria 10/10.1/Meeting-minutes-IAP/IAP_Meeting_Minutes_04_2024_23rd_November_2024.docx
@@ -97,7 +97,7 @@
           <w:sz w:val="26"/>
           <w:u w:val="single"/>
         </w:rPr>
-        <w:t>Proceedings of the 4th Meeting with the Industrial Advisory Panel</w:t>
+        <w:t>Proceedings of the Meeting with the Industrial Advisory Panel</w:t>
       </w:r>
     </w:p>
     <w:p>
@@ -317,7 +317,7 @@
               <w:rPr>
                 <w:sz w:val="20"/>
               </w:rPr>
-              <w:t>The minutes of the 3rd meeting were confirmed. Progress on the decisions of the previous meeting was reviewed.</w:t>
+              <w:t>The minutes of the previous meeting were confirmed. Progress on the decisions of the previous meeting was reviewed.</w:t>
             </w:r>
           </w:p>
         </w:tc>
